--- a/chapter 2/Chapter 2 (1).docx
+++ b/chapter 2/Chapter 2 (1).docx
@@ -573,13 +573,23 @@
           <w:szCs w:val="28"/>
         </w:rPr>
       </w:pPr>
-      <w:r>
-        <w:rPr>
-          <w:rFonts w:ascii="Nunito" w:hAnsi="Nunito"/>
-          <w:sz w:val="28"/>
-          <w:szCs w:val="28"/>
-        </w:rPr>
-        <w:t>System.out.printf("%</w:t>
+      <w:proofErr w:type="spellStart"/>
+      <w:r>
+        <w:rPr>
+          <w:rFonts w:ascii="Nunito" w:hAnsi="Nunito"/>
+          <w:sz w:val="28"/>
+          <w:szCs w:val="28"/>
+        </w:rPr>
+        <w:t>System.out.printf</w:t>
+      </w:r>
+      <w:proofErr w:type="spellEnd"/>
+      <w:r>
+        <w:rPr>
+          <w:rFonts w:ascii="Nunito" w:hAnsi="Nunito"/>
+          <w:sz w:val="28"/>
+          <w:szCs w:val="28"/>
+        </w:rPr>
+        <w:t>("%</w:t>
       </w:r>
       <w:proofErr w:type="spellStart"/>
       <w:r>
@@ -1251,13 +1261,23 @@
           <w:szCs w:val="28"/>
         </w:rPr>
       </w:pPr>
-      <w:r>
-        <w:rPr>
-          <w:rFonts w:ascii="Nunito" w:hAnsi="Nunito"/>
-          <w:sz w:val="28"/>
-          <w:szCs w:val="28"/>
-        </w:rPr>
-        <w:t>System.out.printf("Product is %</w:t>
+      <w:proofErr w:type="spellStart"/>
+      <w:r>
+        <w:rPr>
+          <w:rFonts w:ascii="Nunito" w:hAnsi="Nunito"/>
+          <w:sz w:val="28"/>
+          <w:szCs w:val="28"/>
+        </w:rPr>
+        <w:t>System.out.printf</w:t>
+      </w:r>
+      <w:proofErr w:type="spellEnd"/>
+      <w:r>
+        <w:rPr>
+          <w:rFonts w:ascii="Nunito" w:hAnsi="Nunito"/>
+          <w:sz w:val="28"/>
+          <w:szCs w:val="28"/>
+        </w:rPr>
+        <w:t>("Product is %</w:t>
       </w:r>
       <w:proofErr w:type="spellStart"/>
       <w:r>
@@ -1956,7 +1976,25 @@
           <w:sz w:val="28"/>
           <w:szCs w:val="28"/>
         </w:rPr>
-        <w:t>a) System.out.printf("x = %</w:t>
+        <w:t xml:space="preserve">a) </w:t>
+      </w:r>
+      <w:proofErr w:type="spellStart"/>
+      <w:r>
+        <w:rPr>
+          <w:rFonts w:ascii="Nunito" w:hAnsi="Nunito"/>
+          <w:sz w:val="28"/>
+          <w:szCs w:val="28"/>
+        </w:rPr>
+        <w:t>System.out.printf</w:t>
+      </w:r>
+      <w:proofErr w:type="spellEnd"/>
+      <w:r>
+        <w:rPr>
+          <w:rFonts w:ascii="Nunito" w:hAnsi="Nunito"/>
+          <w:sz w:val="28"/>
+          <w:szCs w:val="28"/>
+        </w:rPr>
+        <w:t>("x = %</w:t>
       </w:r>
       <w:proofErr w:type="spellStart"/>
       <w:r>
@@ -2061,7 +2099,25 @@
           <w:sz w:val="28"/>
           <w:szCs w:val="28"/>
         </w:rPr>
-        <w:t>c) System.out.printf("x ="); d) System.out.printf("%d = %</w:t>
+        <w:t xml:space="preserve">c) System.out.printf("x ="); d) </w:t>
+      </w:r>
+      <w:proofErr w:type="spellStart"/>
+      <w:r>
+        <w:rPr>
+          <w:rFonts w:ascii="Nunito" w:hAnsi="Nunito"/>
+          <w:sz w:val="28"/>
+          <w:szCs w:val="28"/>
+        </w:rPr>
+        <w:t>System.out.printf</w:t>
+      </w:r>
+      <w:proofErr w:type="spellEnd"/>
+      <w:r>
+        <w:rPr>
+          <w:rFonts w:ascii="Nunito" w:hAnsi="Nunito"/>
+          <w:sz w:val="28"/>
+          <w:szCs w:val="28"/>
+        </w:rPr>
+        <w:t>("%d = %</w:t>
       </w:r>
       <w:proofErr w:type="spellStart"/>
       <w:r>
@@ -2839,14 +2895,6 @@
           <w:szCs w:val="28"/>
         </w:rPr>
       </w:pPr>
-      <w:r>
-        <w:rPr>
-          <w:rFonts w:ascii="Nunito" w:hAnsi="Nunito"/>
-          <w:sz w:val="28"/>
-          <w:szCs w:val="28"/>
-        </w:rPr>
-        <w:t>System.out.printf("%s %s %s %</w:t>
-      </w:r>
       <w:proofErr w:type="spellStart"/>
       <w:r>
         <w:rPr>
@@ -2854,6 +2902,24 @@
           <w:sz w:val="28"/>
           <w:szCs w:val="28"/>
         </w:rPr>
+        <w:t>System.out.printf</w:t>
+      </w:r>
+      <w:proofErr w:type="spellEnd"/>
+      <w:r>
+        <w:rPr>
+          <w:rFonts w:ascii="Nunito" w:hAnsi="Nunito"/>
+          <w:sz w:val="28"/>
+          <w:szCs w:val="28"/>
+        </w:rPr>
+        <w:t>("%s %s %s %</w:t>
+      </w:r>
+      <w:proofErr w:type="spellStart"/>
+      <w:r>
+        <w:rPr>
+          <w:rFonts w:ascii="Nunito" w:hAnsi="Nunito"/>
+          <w:sz w:val="28"/>
+          <w:szCs w:val="28"/>
+        </w:rPr>
         <w:t>s%n</w:t>
       </w:r>
       <w:proofErr w:type="spellEnd"/>
@@ -2931,7 +2997,7 @@
           <w:sz w:val="28"/>
           <w:szCs w:val="28"/>
         </w:rPr>
-        <w:t xml:space="preserve">2.15. 2.17 (Arithmetic, Smallest and Largest) Write an application that inputs three integers from the user and displays the sum, average, product, smallest and largest of the numbers. Use the techniques shown in Fig. 2.15. [Note: The calculation of the average in this exercise should result in an integer representation of the average. So, if the sum of the values is 7, the average should be 2, not 2.3333….] </w:t>
+        <w:t xml:space="preserve">2.17 (Arithmetic, Smallest and Largest) Write an application that inputs three integers from the user and displays the sum, average, product, smallest and largest of the numbers. Use the techniques shown in Fig. 2.15. [Note: The calculation of the average in this exercise should result in an integer representation of the average. So, if the sum of the values is 7, the average should be 2, not 2.3333….] </w:t>
       </w:r>
     </w:p>
     <w:p>
@@ -3333,13 +3399,40 @@
           <w:szCs w:val="28"/>
         </w:rPr>
       </w:pPr>
-      <w:r>
-        <w:rPr>
-          <w:rFonts w:ascii="Nunito" w:hAnsi="Nunito"/>
-          <w:sz w:val="28"/>
-          <w:szCs w:val="28"/>
-        </w:rPr>
-        <w:t xml:space="preserve">System.out.print("*"); System.out.print("***"); </w:t>
+      <w:proofErr w:type="spellStart"/>
+      <w:r>
+        <w:rPr>
+          <w:rFonts w:ascii="Nunito" w:hAnsi="Nunito"/>
+          <w:sz w:val="28"/>
+          <w:szCs w:val="28"/>
+        </w:rPr>
+        <w:t>System.out.print</w:t>
+      </w:r>
+      <w:proofErr w:type="spellEnd"/>
+      <w:r>
+        <w:rPr>
+          <w:rFonts w:ascii="Nunito" w:hAnsi="Nunito"/>
+          <w:sz w:val="28"/>
+          <w:szCs w:val="28"/>
+        </w:rPr>
+        <w:t>("*");</w:t>
+      </w:r>
+    </w:p>
+    <w:p>
+      <w:pPr>
+        <w:rPr>
+          <w:rFonts w:ascii="Nunito" w:hAnsi="Nunito"/>
+          <w:sz w:val="28"/>
+          <w:szCs w:val="28"/>
+        </w:rPr>
+      </w:pPr>
+      <w:r>
+        <w:rPr>
+          <w:rFonts w:ascii="Nunito" w:hAnsi="Nunito"/>
+          <w:sz w:val="28"/>
+          <w:szCs w:val="28"/>
+        </w:rPr>
+        <w:t xml:space="preserve"> System.out.print("***"); </w:t>
       </w:r>
     </w:p>
     <w:p>
@@ -3613,8 +3706,25 @@
           <w:sz w:val="28"/>
           <w:szCs w:val="28"/>
         </w:rPr>
-        <w:lastRenderedPageBreak/>
-        <w:t>2.23 What does the following code print? System.out.printf("%</w:t>
+        <w:t xml:space="preserve">2.23 What does the following code print? </w:t>
+      </w:r>
+      <w:proofErr w:type="spellStart"/>
+      <w:r>
+        <w:rPr>
+          <w:rFonts w:ascii="Nunito" w:hAnsi="Nunito"/>
+          <w:sz w:val="28"/>
+          <w:szCs w:val="28"/>
+        </w:rPr>
+        <w:t>System.out.printf</w:t>
+      </w:r>
+      <w:proofErr w:type="spellEnd"/>
+      <w:r>
+        <w:rPr>
+          <w:rFonts w:ascii="Nunito" w:hAnsi="Nunito"/>
+          <w:sz w:val="28"/>
+          <w:szCs w:val="28"/>
+        </w:rPr>
+        <w:t>("%</w:t>
       </w:r>
       <w:proofErr w:type="spellStart"/>
       <w:r>
@@ -3851,16 +3961,8 @@
           <w:sz w:val="28"/>
           <w:szCs w:val="28"/>
         </w:rPr>
-        <w:t xml:space="preserve">2.28 (Diameter, Circumference and Area of a Circle) Here’s a peek ahead. In this chapter, you learned about integers and the type int. Java can also </w:t>
-      </w:r>
-      <w:r>
-        <w:rPr>
-          <w:rFonts w:ascii="Nunito" w:hAnsi="Nunito"/>
-          <w:sz w:val="28"/>
-          <w:szCs w:val="28"/>
-        </w:rPr>
         <w:lastRenderedPageBreak/>
-        <w:t xml:space="preserve">represent floating-point numbers that contain decimal points, such as 3.14159. Write an application that inputs from the user the radius of a circle as an integer and prints the circle’s diameter, circumference and area using the floating-point value 3.14159 for π. Use the techniques shown in Fig. 2.7. [Note: You may also use the predefined constant </w:t>
+        <w:t xml:space="preserve">2.28 (Diameter, Circumference and Area of a Circle) Here’s a peek ahead. In this chapter, you learned about integers and the type int. Java can also represent floating-point numbers that contain decimal points, such as 3.14159. Write an application that inputs from the user the radius of a circle as an integer and prints the circle’s diameter, circumference and area using the floating-point value 3.14159 for π. Use the techniques shown in Fig. 2.7. [Note: You may also use the predefined constant </w:t>
       </w:r>
       <w:proofErr w:type="spellStart"/>
       <w:r>
@@ -3940,7 +4042,7 @@
           <w:sz w:val="28"/>
           <w:szCs w:val="28"/>
         </w:rPr>
-        <w:t xml:space="preserve">", 'A', ((int) 'A')); When the preceding statement executes, it displays the character A and the value 65 (from the Unicode® character set) as part of the string. The format specifier %c is a </w:t>
+        <w:t xml:space="preserve">", 'A', ((int) 'A')); When the preceding </w:t>
       </w:r>
       <w:r>
         <w:rPr>
@@ -3949,7 +4051,7 @@
           <w:szCs w:val="28"/>
         </w:rPr>
         <w:lastRenderedPageBreak/>
-        <w:t>placeholder for a character (in this case, the character 'A'). Using statements similar to the one shown earlier in this exercise, write an application that displays the integer equivalents of some uppercase letters, lowercase letters, digits and special symbols. Display the integer equivalents of the following: ABCabc012$*+/ and the blank character.</w:t>
+        <w:t>statement executes, it displays the character A and the value 65 (from the Unicode® character set) as part of the string. The format specifier %c is a placeholder for a character (in this case, the character 'A'). Using statements similar to the one shown earlier in this exercise, write an application that displays the integer equivalents of some uppercase letters, lowercase letters, digits and special symbols. Display the integer equivalents of the following: ABCabc012$*+/ and the blank character.</w:t>
       </w:r>
     </w:p>
     <w:p>
@@ -4991,6 +5093,7 @@
   <w:style w:type="character" w:default="1" w:styleId="DefaultParagraphFont">
     <w:name w:val="Default Paragraph Font"/>
     <w:uiPriority w:val="1"/>
+    <w:semiHidden/>
     <w:unhideWhenUsed/>
   </w:style>
   <w:style w:type="table" w:default="1" w:styleId="TableNormal">
